--- a/assets/templates/Templates/ЛМК_справка_шаблон.docx
+++ b/assets/templates/Templates/ЛМК_справка_шаблон.docx
@@ -1,561 +1,561 @@
 
 <file path=word/document.xml><?xml version="1.0" encoding="utf-8"?>
-<ns0:document xmlns:ns0="http://schemas.openxmlformats.org/wordprocessingml/2006/main" xmlns:ns1="http://schemas.openxmlformats.org/markup-compatibility/2006" xmlns:ns2="http://schemas.microsoft.com/office/word/2010/wordml" ns1:Ignorable="w14 w15 w16se w16cid w16 w16cex w16sdtdh wp14">
-  <ns0:body>
-    <ns0:tbl>
-      <ns0:tblPr>
-        <ns0:tblpPr ns0:leftFromText="180" ns0:rightFromText="180" ns0:bottomFromText="160" ns0:vertAnchor="page" ns0:horzAnchor="page" ns0:tblpX="1045" ns0:tblpY="589"/>
-        <ns0:tblOverlap ns0:val="never"/>
-        <ns0:tblW ns0:w="4783" ns0:type="dxa"/>
-        <ns0:tblLook ns0:val="04A0" ns0:firstRow="1" ns0:lastRow="0" ns0:firstColumn="1" ns0:lastColumn="0" ns0:noHBand="0" ns0:noVBand="1"/>
-      </ns0:tblPr>
-      <ns0:tblGrid>
-        <ns0:gridCol ns0:w="4783"/>
-      </ns0:tblGrid>
-      <ns0:tr ns0:rsidR="00150571" ns0:rsidRPr="002D4BCC" ns2:paraId="6A646640" ns2:textId="77777777" ns0:rsidTr="00150571">
-        <ns0:trPr>
-          <ns0:trHeight ns0:val="612"/>
-        </ns0:trPr>
-        <ns0:tc>
-          <ns0:tcPr>
-            <ns0:tcW ns0:w="4783" ns0:type="dxa"/>
-            <ns0:vMerge ns0:val="restart"/>
-            <ns0:tcBorders>
-              <ns0:top ns0:val="single" ns0:sz="4" ns0:space="0" ns0:color="auto"/>
-              <ns0:left ns0:val="single" ns0:sz="4" ns0:space="0" ns0:color="auto"/>
-              <ns0:bottom ns0:val="single" ns0:sz="4" ns0:space="0" ns0:color="000000"/>
-              <ns0:right ns0:val="single" ns0:sz="4" ns0:space="0" ns0:color="000000"/>
-            </ns0:tcBorders>
-            <ns0:vAlign ns0:val="center"/>
-            <ns0:hideMark/>
-          </ns0:tcPr>
-          <ns0:p ns2:paraId="5C54A32B" ns2:textId="77777777" ns0:rsidR="00150571" ns0:rsidRPr="002D4BCC" ns0:rsidRDefault="00150571" ns0:rsidP="00150571">
-            <ns0:pPr>
-              <ns0:shd ns0:val="clear" ns0:color="auto" ns0:fill="FFFFFF"/>
-              <ns0:spacing ns0:before="100" ns0:beforeAutospacing="1" ns0:after="100" ns0:afterAutospacing="1" ns0:line="240" ns0:lineRule="auto"/>
-              <ns0:contextualSpacing/>
-              <ns0:jc ns0:val="center"/>
-              <ns0:rPr>
-                <ns0:rFonts ns0:ascii="Times New Roman" ns0:eastAsia="Times New Roman" ns0:hAnsi="Times New Roman" ns0:cs="Times New Roman"/>
-                <ns0:bCs/>
-                <ns0:sz ns0:val="20"/>
-                <ns0:szCs ns0:val="20"/>
-              </ns0:rPr>
-            </ns0:pPr>
-            <ns0:bookmarkStart ns0:id="0" ns0:name="_Hlk198130856"/>
-            <ns0:r ns0:rsidRPr="002D4BCC">
-              <ns0:rPr>
-                <ns0:rFonts ns0:ascii="Times New Roman" ns0:eastAsia="Times New Roman" ns0:hAnsi="Times New Roman" ns0:cs="Times New Roman"/>
-                <ns0:bCs/>
-                <ns0:sz ns0:val="20"/>
-                <ns0:szCs ns0:val="20"/>
-              </ns0:rPr>
-              <ns0:t>ООО "Мед-Авто" 195213, СПб,</ns0:t>
-            </ns0:r>
-          </ns0:p>
-          <ns0:p ns2:paraId="360497E4" ns2:textId="77777777" ns0:rsidR="00150571" ns0:rsidRPr="002D4BCC" ns0:rsidRDefault="00150571" ns0:rsidP="00150571">
-            <ns0:pPr>
-              <ns0:shd ns0:val="clear" ns0:color="auto" ns0:fill="FFFFFF"/>
-              <ns0:spacing ns0:before="100" ns0:beforeAutospacing="1" ns0:after="100" ns0:afterAutospacing="1" ns0:line="240" ns0:lineRule="auto"/>
-              <ns0:contextualSpacing/>
-              <ns0:jc ns0:val="center"/>
-              <ns0:rPr>
-                <ns0:rFonts ns0:ascii="Times New Roman" ns0:eastAsia="Times New Roman" ns0:hAnsi="Times New Roman" ns0:cs="Times New Roman"/>
-                <ns0:bCs/>
-                <ns0:sz ns0:val="20"/>
-                <ns0:szCs ns0:val="20"/>
-              </ns0:rPr>
-            </ns0:pPr>
-            <ns0:r ns0:rsidRPr="002D4BCC">
-              <ns0:rPr>
-                <ns0:rFonts ns0:ascii="Times New Roman" ns0:eastAsia="Times New Roman" ns0:hAnsi="Times New Roman" ns0:cs="Times New Roman"/>
-                <ns0:bCs/>
-                <ns0:sz ns0:val="20"/>
-                <ns0:szCs ns0:val="20"/>
-              </ns0:rPr>
-              <ns0:t xml:space="preserve">пр. </ns0:t>
-            </ns0:r>
-            <ns0:proofErr ns0:type="spellStart"/>
-            <ns0:proofErr ns0:type="gramStart"/>
-            <ns0:r ns0:rsidRPr="002D4BCC">
-              <ns0:rPr>
-                <ns0:rFonts ns0:ascii="Times New Roman" ns0:eastAsia="Times New Roman" ns0:hAnsi="Times New Roman" ns0:cs="Times New Roman"/>
-                <ns0:bCs/>
-                <ns0:sz ns0:val="20"/>
-                <ns0:szCs ns0:val="20"/>
-              </ns0:rPr>
-              <ns0:t>Заневский</ns0:t>
-            </ns0:r>
-            <ns0:proofErr ns0:type="spellEnd"/>
-            <ns0:r ns0:rsidRPr="002D4BCC">
-              <ns0:rPr>
-                <ns0:rFonts ns0:ascii="Times New Roman" ns0:eastAsia="Times New Roman" ns0:hAnsi="Times New Roman" ns0:cs="Times New Roman"/>
-                <ns0:bCs/>
-                <ns0:sz ns0:val="20"/>
-                <ns0:szCs ns0:val="20"/>
-              </ns0:rPr>
-              <ns0:t xml:space="preserve"> ,</ns0:t>
-            </ns0:r>
-            <ns0:proofErr ns0:type="gramEnd"/>
-            <ns0:r ns0:rsidRPr="002D4BCC">
-              <ns0:rPr>
-                <ns0:rFonts ns0:ascii="Times New Roman" ns0:eastAsia="Times New Roman" ns0:hAnsi="Times New Roman" ns0:cs="Times New Roman"/>
-                <ns0:bCs/>
-                <ns0:sz ns0:val="20"/>
-                <ns0:szCs ns0:val="20"/>
-              </ns0:rPr>
-              <ns0:t xml:space="preserve"> д.61,корп.2,лит.А, тел/факс 8(812)929-40-69 / 8(812)929-40-69</ns0:t>
-            </ns0:r>
-            <ns0:r ns0:rsidRPr="002D4BCC">
-              <ns0:rPr>
-                <ns0:rFonts ns0:ascii="Times New Roman" ns0:eastAsia="Times New Roman" ns0:hAnsi="Times New Roman" ns0:cs="Times New Roman"/>
-                <ns0:bCs/>
-                <ns0:sz ns0:val="20"/>
-                <ns0:szCs ns0:val="20"/>
-              </ns0:rPr>
-              <ns0:br/>
-            </ns0:r>
-            <ns0:r ns0:rsidRPr="002D4BCC">
-              <ns0:rPr>
-                <ns0:rFonts ns0:ascii="Times New Roman" ns0:eastAsia="Times New Roman" ns0:hAnsi="Times New Roman" ns0:cs="Times New Roman"/>
-                <ns0:bCs/>
-                <ns0:sz ns0:val="20"/>
-                <ns0:szCs ns0:val="20"/>
-              </ns0:rPr>
-              <ns0:br/>
-              <ns0:t>ОГРН  1097847096830 серия ЛО-41 № 01148 Лиц.№78/00563298 от 22.11.2013</ns0:t>
-            </ns0:r>
-          </ns0:p>
-          <ns0:p ns2:paraId="6943D58D" ns2:textId="77777777" ns0:rsidR="00150571" ns0:rsidRPr="002D4BCC" ns0:rsidRDefault="00150571" ns0:rsidP="00150571">
-            <ns0:pPr>
-              <ns0:shd ns0:val="clear" ns0:color="auto" ns0:fill="FFFFFF"/>
-              <ns0:spacing ns0:before="100" ns0:beforeAutospacing="1" ns0:after="100" ns0:afterAutospacing="1" ns0:line="240" ns0:lineRule="auto"/>
-              <ns0:contextualSpacing/>
-              <ns0:jc ns0:val="center"/>
-              <ns0:rPr>
-                <ns0:rFonts ns0:ascii="Times New Roman" ns0:eastAsia="Times New Roman" ns0:hAnsi="Times New Roman" ns0:cs="Times New Roman"/>
-                <ns0:bCs/>
-                <ns0:sz ns0:val="20"/>
-                <ns0:szCs ns0:val="20"/>
-              </ns0:rPr>
-            </ns0:pPr>
-            <ns0:r ns0:rsidRPr="002D4BCC">
-              <ns0:rPr>
-                <ns0:rFonts ns0:ascii="Times New Roman" ns0:eastAsia="Times New Roman" ns0:hAnsi="Times New Roman" ns0:cs="Times New Roman"/>
-                <ns0:bCs/>
-                <ns0:sz ns0:val="20"/>
-                <ns0:szCs ns0:val="20"/>
-              </ns0:rPr>
-              <ns0:t>действует бессрочно</ns0:t>
-            </ns0:r>
-            <ns0:bookmarkEnd ns0:id="0"/>
-          </ns0:p>
-        </ns0:tc>
-      </ns0:tr>
-      <ns0:tr ns0:rsidR="00150571" ns0:rsidRPr="002D4BCC" ns2:paraId="0BF0E692" ns2:textId="77777777" ns0:rsidTr="00150571">
-        <ns0:trPr>
-          <ns0:trHeight ns0:val="612"/>
-        </ns0:trPr>
-        <ns0:tc>
-          <ns0:tcPr>
-            <ns0:tcW ns0:w="4783" ns0:type="dxa"/>
-            <ns0:vMerge/>
-            <ns0:tcBorders>
-              <ns0:top ns0:val="single" ns0:sz="4" ns0:space="0" ns0:color="auto"/>
-              <ns0:left ns0:val="single" ns0:sz="4" ns0:space="0" ns0:color="auto"/>
-              <ns0:bottom ns0:val="single" ns0:sz="4" ns0:space="0" ns0:color="000000"/>
-              <ns0:right ns0:val="single" ns0:sz="4" ns0:space="0" ns0:color="000000"/>
-            </ns0:tcBorders>
-            <ns0:vAlign ns0:val="center"/>
-            <ns0:hideMark/>
-          </ns0:tcPr>
-          <ns0:p ns2:paraId="28B391E6" ns2:textId="77777777" ns0:rsidR="00150571" ns0:rsidRPr="002D4BCC" ns0:rsidRDefault="00150571" ns0:rsidP="00150571">
-            <ns0:pPr>
-              <ns0:shd ns0:val="clear" ns0:color="auto" ns0:fill="FFFFFF"/>
-              <ns0:spacing ns0:before="100" ns0:beforeAutospacing="1" ns0:after="100" ns0:afterAutospacing="1" ns0:line="240" ns0:lineRule="auto"/>
-              <ns0:contextualSpacing/>
-              <ns0:jc ns0:val="right"/>
-              <ns0:rPr>
-                <ns0:rFonts ns0:ascii="Times New Roman" ns0:eastAsia="Times New Roman" ns0:hAnsi="Times New Roman" ns0:cs="Times New Roman"/>
-                <ns0:bCs/>
-                <ns0:sz ns0:val="20"/>
-                <ns0:szCs ns0:val="20"/>
-              </ns0:rPr>
-            </ns0:pPr>
-          </ns0:p>
-        </ns0:tc>
-      </ns0:tr>
-    </ns0:tbl>
-    <ns0:p ns2:paraId="0413AA17" ns2:textId="77777777" ns0:rsidR="00150571" ns0:rsidRDefault="00150571" ns0:rsidP="0081377E">
-      <ns0:pPr>
-        <ns0:pBdr>
-          <ns0:bottom ns0:val="single" ns0:sz="4" ns0:space="1" ns0:color="auto"/>
-        </ns0:pBdr>
-        <ns0:rPr>
-          <ns0:b/>
-          <ns0:sz ns0:val="28"/>
-          <ns0:szCs ns0:val="28"/>
-        </ns0:rPr>
-      </ns0:pPr>
-    </ns0:p>
-    <ns0:p ns2:paraId="60D166B3" ns2:textId="77777777" ns0:rsidR="00150571" ns0:rsidRDefault="00150571" ns0:rsidP="0081377E">
-      <ns0:pPr>
-        <ns0:pBdr>
-          <ns0:bottom ns0:val="single" ns0:sz="4" ns0:space="1" ns0:color="auto"/>
-        </ns0:pBdr>
-        <ns0:rPr>
-          <ns0:b/>
-          <ns0:sz ns0:val="28"/>
-          <ns0:szCs ns0:val="28"/>
-        </ns0:rPr>
-      </ns0:pPr>
-    </ns0:p>
-    <ns0:p ns2:paraId="1568F62C" ns2:textId="77777777" ns0:rsidR="00150571" ns0:rsidRDefault="00150571" ns0:rsidP="0081377E">
-      <ns0:pPr>
-        <ns0:pBdr>
-          <ns0:bottom ns0:val="single" ns0:sz="4" ns0:space="1" ns0:color="auto"/>
-        </ns0:pBdr>
-        <ns0:rPr>
-          <ns0:b/>
-          <ns0:sz ns0:val="28"/>
-          <ns0:szCs ns0:val="28"/>
-        </ns0:rPr>
-      </ns0:pPr>
-    </ns0:p>
-    <ns0:p ns2:paraId="14202F32" ns2:textId="0445D6AE" ns0:rsidR="00C90FBD" ns0:rsidRPr="00CF7477" ns0:rsidRDefault="0081377E" ns0:rsidP="0081377E">
-      <ns0:pPr>
-        <ns0:pBdr>
-          <ns0:bottom ns0:val="single" ns0:sz="4" ns0:space="1" ns0:color="auto"/>
-        </ns0:pBdr>
-        <ns0:rPr>
-          <ns0:b/>
-          <ns0:sz ns0:val="28"/>
-          <ns0:szCs ns0:val="28"/>
-        </ns0:rPr>
-      </ns0:pPr>
-      <ns0:r>
-        <ns0:rPr>
-          <ns0:b/>
-          <ns0:sz ns0:val="28"/>
-          <ns0:szCs ns0:val="28"/>
-        </ns0:rPr>
-        <ns0:t>Ф.И.О:</ns0:t>
-      </ns0:r>
-      <ns0:r ns0:rsidR="0072303A">
-        <ns0:rPr>
-          <ns0:b/>
-          <ns0:sz ns0:val="28"/>
-          <ns0:szCs ns0:val="28"/>
-        </ns0:rPr>
-        <ns0:t xml:space="preserve">  </ns0:t>
-      </ns0:r>
-      <ns0:proofErr ns0:type="spellStart"/>
-      <ns0:r ns0:rsidR="00CF7477" ns0:rsidRPr="00CF7477">
-        <ns0:rPr>
-          <ns0:b/>
-          <ns0:sz ns0:val="28"/>
-          <ns0:szCs ns0:val="28"/>
-        </ns0:rPr>
-        <ns0:t>[FullName]</ns0:t>
-      </ns0:r>
-      <ns0:proofErr ns0:type="spellEnd"/>
-      <ns0:r ns0:rsidR="00CF7477" ns0:rsidRPr="00CF7477">
-        <ns0:rPr>
-          <ns0:b/>
-          <ns0:sz ns0:val="28"/>
-          <ns0:szCs ns0:val="28"/>
-        </ns0:rPr>
-        <ns0:t xml:space="preserve"/>
-      </ns0:r>
-    </ns0:p>
-    <ns0:p ns2:paraId="31BF42D8" ns2:textId="4C37F3D6" ns0:rsidR="0081377E" ns0:rsidRPr="00CF7477" ns0:rsidRDefault="0081377E" ns0:rsidP="0081377E">
-      <ns0:pPr>
-        <ns0:pBdr>
-          <ns0:bottom ns0:val="single" ns0:sz="4" ns0:space="1" ns0:color="auto"/>
-        </ns0:pBdr>
-        <ns0:rPr>
-          <ns0:b/>
-          <ns0:sz ns0:val="28"/>
-          <ns0:szCs ns0:val="28"/>
-        </ns0:rPr>
-      </ns0:pPr>
-      <ns0:r ns0:rsidRPr="0072303A">
-        <ns0:rPr>
-          <ns0:b/>
-          <ns0:sz ns0:val="28"/>
-          <ns0:szCs ns0:val="28"/>
-        </ns0:rPr>
-        <ns0:t>Дата рождения:</ns0:t>
-      </ns0:r>
-      <ns0:r ns0:rsidR="00150571" ns0:rsidRPr="0072303A">
-        <ns0:rPr>
-          <ns0:b/>
-          <ns0:sz ns0:val="28"/>
-          <ns0:szCs ns0:val="28"/>
-        </ns0:rPr>
-        <ns0:t xml:space="preserve">  </ns0:t>
-      </ns0:r>
-      <ns0:r ns0:rsidR="00CF7477">
-        <ns0:rPr>
-          <ns0:b/>
-          <ns0:sz ns0:val="28"/>
-          <ns0:szCs ns0:val="28"/>
-        </ns0:rPr>
-        <ns0:t>[BirthDate]</ns0:t>
-      </ns0:r>
-    </ns0:p>
-    <ns0:p ns2:paraId="11741C5B" ns2:textId="178BDCBC" ns0:rsidR="0081377E" ns0:rsidRPr="00CF7477" ns0:rsidRDefault="0081377E" ns0:rsidP="0081377E">
-      <ns0:pPr>
-        <ns0:pBdr>
-          <ns0:bottom ns0:val="single" ns0:sz="4" ns0:space="1" ns0:color="auto"/>
-        </ns0:pBdr>
-        <ns0:rPr>
-          <ns0:b/>
-          <ns0:sz ns0:val="28"/>
-          <ns0:szCs ns0:val="28"/>
-        </ns0:rPr>
-      </ns0:pPr>
-      <ns0:r>
-        <ns0:rPr>
-          <ns0:b/>
-          <ns0:sz ns0:val="28"/>
-          <ns0:szCs ns0:val="28"/>
-        </ns0:rPr>
-        <ns0:t>Адрес</ns0:t>
-      </ns0:r>
-      <ns0:proofErr ns0:type="gramStart"/>
-      <ns0:r>
-        <ns0:rPr>
-          <ns0:b/>
-          <ns0:sz ns0:val="28"/>
-          <ns0:szCs ns0:val="28"/>
-        </ns0:rPr>
-        <ns0:t>:</ns0:t>
-      </ns0:r>
-      <ns0:r ns0:rsidR="00150571">
-        <ns0:rPr>
-          <ns0:b/>
-          <ns0:sz ns0:val="28"/>
-          <ns0:szCs ns0:val="28"/>
-        </ns0:rPr>
-        <ns0:t xml:space="preserve"> </ns0:t>
-      </ns0:r>
-      <ns0:r ns0:rsidR="00CF7477">
-        <ns0:rPr>
-          <ns0:b/>
-          <ns0:sz ns0:val="28"/>
-          <ns0:szCs ns0:val="28"/>
-        </ns0:rPr>
-        <ns0:t/>
-      </ns0:r>
-      <ns0:proofErr ns0:type="gramEnd"/>
-      <ns0:r ns0:rsidR="00CF7477">
-        <ns0:rPr>
-          <ns0:b/>
-          <ns0:sz ns0:val="28"/>
-          <ns0:szCs ns0:val="28"/>
-        </ns0:rPr>
-        <ns0:t xml:space="preserve">[AddressCalc]</ns0:t>
-      </ns0:r>
-      <ns0:proofErr ns0:type="spellStart"/>
-      <ns0:r ns0:rsidR="00CF7477">
-        <ns0:rPr>
-          <ns0:b/>
-          <ns0:sz ns0:val="28"/>
-          <ns0:szCs ns0:val="28"/>
-        </ns0:rPr>
-        <ns0:t/>
-      </ns0:r>
-      <ns0:proofErr ns0:type="spellEnd"/>
-      <ns0:r ns0:rsidR="00CF7477">
-        <ns0:rPr>
-          <ns0:b/>
-          <ns0:sz ns0:val="28"/>
-          <ns0:szCs ns0:val="28"/>
-        </ns0:rPr>
-        <ns0:t/>
-      </ns0:r>
-    </ns0:p>
-    <ns0:p ns2:paraId="3F8942B5" ns2:textId="77777777" ns0:rsidR="00150571" ns0:rsidRDefault="00150571" ns0:rsidP="0081377E">
-      <ns0:pPr>
-        <ns0:pBdr>
-          <ns0:bottom ns0:val="single" ns0:sz="4" ns0:space="1" ns0:color="auto"/>
-        </ns0:pBdr>
-        <ns0:rPr>
-          <ns0:b/>
-          <ns0:sz ns0:val="28"/>
-          <ns0:szCs ns0:val="28"/>
-        </ns0:rPr>
-      </ns0:pPr>
-    </ns0:p>
-    <ns0:p ns2:paraId="2E709844" ns2:textId="0AC832F4" ns0:rsidR="0081377E" ns0:rsidRDefault="0081377E" ns0:rsidP="0081377E">
-      <ns0:pPr>
-        <ns0:spacing ns0:after="0"/>
-        <ns0:rPr>
-          <ns0:b/>
-          <ns0:sz ns0:val="24"/>
-          <ns0:szCs ns0:val="24"/>
-        </ns0:rPr>
-      </ns0:pPr>
-      <ns0:r>
-        <ns0:rPr>
-          <ns0:b/>
-          <ns0:sz ns0:val="24"/>
-          <ns0:szCs ns0:val="24"/>
-        </ns0:rPr>
-        <ns0:t>Медицинская книжка находится на оформлении.</ns0:t>
-      </ns0:r>
-    </ns0:p>
-    <ns0:p ns2:paraId="308E2DF0" ns2:textId="77777777" ns0:rsidR="0081377E" ns0:rsidRDefault="0081377E" ns0:rsidP="0081377E">
-      <ns0:pPr>
-        <ns0:spacing ns0:after="0"/>
-        <ns0:rPr>
-          <ns0:b/>
-          <ns0:sz ns0:val="24"/>
-          <ns0:szCs ns0:val="24"/>
-        </ns0:rPr>
-      </ns0:pPr>
-      <ns0:r>
-        <ns0:rPr>
-          <ns0:b/>
-          <ns0:sz ns0:val="24"/>
-          <ns0:szCs ns0:val="24"/>
-        </ns0:rPr>
-        <ns0:t>Анализы сданы.</ns0:t>
-      </ns0:r>
-    </ns0:p>
-    <ns0:p ns2:paraId="598523BB" ns2:textId="77777777" ns0:rsidR="0081377E" ns0:rsidRDefault="0081377E" ns0:rsidP="0081377E">
-      <ns0:pPr>
-        <ns0:spacing ns0:after="0"/>
-        <ns0:rPr>
-          <ns0:b/>
-          <ns0:sz ns0:val="24"/>
-          <ns0:szCs ns0:val="24"/>
-        </ns0:rPr>
-      </ns0:pPr>
-      <ns0:r>
-        <ns0:rPr>
-          <ns0:b/>
-          <ns0:sz ns0:val="24"/>
-          <ns0:szCs ns0:val="24"/>
-        </ns0:rPr>
-        <ns0:t>Специалисты пройдены.</ns0:t>
-      </ns0:r>
-    </ns0:p>
-    <ns0:p ns2:paraId="63B8AB14" ns2:textId="77777777" ns0:rsidR="0081377E" ns0:rsidRDefault="0081377E">
-      <ns0:pPr>
-        <ns0:rPr>
-          <ns0:b/>
-          <ns0:sz ns0:val="24"/>
-          <ns0:szCs ns0:val="24"/>
-        </ns0:rPr>
-      </ns0:pPr>
-      <ns0:r>
-        <ns0:rPr>
-          <ns0:b/>
-          <ns0:sz ns0:val="32"/>
-          <ns0:szCs ns0:val="32"/>
-        </ns0:rPr>
-        <ns0:t>К РАБОТЕ ДОПУЩЕН.</ns0:t>
-      </ns0:r>
-    </ns0:p>
-    <ns0:p ns2:paraId="3E87F88E" ns2:textId="3C12291E" ns0:rsidR="0081377E" ns0:rsidRPr="00693342" ns0:rsidRDefault="0081377E">
-      <ns0:pPr>
-        <ns0:rPr>
-          <ns0:b/>
-          <ns0:sz ns0:val="24"/>
-          <ns0:szCs ns0:val="24"/>
-        </ns0:rPr>
-      </ns0:pPr>
-      <ns0:r>
-        <ns0:rPr>
-          <ns0:b/>
-          <ns0:sz ns0:val="24"/>
-          <ns0:szCs ns0:val="24"/>
-        </ns0:rPr>
-        <ns0:t xml:space="preserve">М.П                                           </ns0:t>
-      </ns0:r>
-      <ns0:r ns0:rsidR="00150571">
-        <ns0:rPr>
-          <ns0:b/>
-          <ns0:sz ns0:val="24"/>
-          <ns0:szCs ns0:val="24"/>
-        </ns0:rPr>
-        <ns0:t xml:space="preserve">   </ns0:t>
-      </ns0:r>
-      <ns0:r>
-        <ns0:rPr>
-          <ns0:b/>
-          <ns0:sz ns0:val="24"/>
-          <ns0:szCs ns0:val="24"/>
-        </ns0:rPr>
-        <ns0:t xml:space="preserve">   Врач:</ns0:t>
-      </ns0:r>
-      <ns0:r ns0:rsidR="00150571">
-        <ns0:rPr>
-          <ns0:b/>
-          <ns0:sz ns0:val="24"/>
-          <ns0:szCs ns0:val="24"/>
-        </ns0:rPr>
-        <ns0:t xml:space="preserve"> [Doctor]</ns0:t>
-      </ns0:r>
-      <ns0:r>
-        <ns0:rPr>
-          <ns0:b/>
-          <ns0:sz ns0:val="24"/>
-          <ns0:szCs ns0:val="24"/>
-        </ns0:rPr>
-        <ns0:t xml:space="preserve"/>
-      </ns0:r>
-      <ns0:r ns0:rsidR="00150571">
-        <ns0:rPr>
-          <ns0:b/>
-          <ns0:sz ns0:val="24"/>
-          <ns0:szCs ns0:val="24"/>
-        </ns0:rPr>
-        <ns0:t xml:space="preserve"/>
-      </ns0:r>
-      <ns0:r>
-        <ns0:rPr>
-          <ns0:b/>
-          <ns0:sz ns0:val="24"/>
-          <ns0:szCs ns0:val="24"/>
-        </ns0:rPr>
-        <ns0:t xml:space="preserve">      Дата: </ns0:t>
-      </ns0:r>
-      <ns0:r ns0:rsidR="00CF7477">
-        <ns0:rPr>
-          <ns0:b/>
-          <ns0:sz ns0:val="24"/>
-          <ns0:szCs ns0:val="24"/>
-        </ns0:rPr>
-        <ns0:t>[PrintDateTime]</ns0:t>
-      </ns0:r>
-      <ns0:r ns0:rsidR="00693342" ns0:rsidRPr="00693342">
-        <ns0:rPr>
-          <ns0:b/>
-          <ns0:sz ns0:val="24"/>
-          <ns0:szCs ns0:val="24"/>
-        </ns0:rPr>
-        <ns0:t xml:space="preserve"> </ns0:t>
-      </ns0:r>
-      <ns0:r ns0:rsidR="00693342">
-        <ns0:rPr>
-          <ns0:b/>
-          <ns0:sz ns0:val="24"/>
-          <ns0:szCs ns0:val="24"/>
-        </ns0:rPr>
-        <ns0:t>г.</ns0:t>
-      </ns0:r>
-    </ns0:p>
-    <ns0:sectPr ns0:rsidR="0081377E" ns0:rsidRPr="00693342">
-      <ns0:pgSz ns0:w="11906" ns0:h="16838"/>
-      <ns0:pgMar ns0:top="1134" ns0:right="850" ns0:bottom="1134" ns0:left="1701" ns0:header="708" ns0:footer="708" ns0:gutter="0"/>
-      <ns0:cols ns0:space="708"/>
-      <ns0:docGrid ns0:linePitch="360"/>
-    </ns0:sectPr>
-  </ns0:body>
-</ns0:document>
+<w:document xmlns:ns1="http://schemas.openxmlformats.org/markup-compatibility/2006" xmlns:ns2="http://schemas.microsoft.com/office/word/2010/wordml" xmlns:w="http://schemas.openxmlformats.org/wordprocessingml/2006/main" ns1:Ignorable="w14 w15 w16se w16cid w16 w16cex w16sdtdh wp14">
+  <w:body>
+    <w:tbl>
+      <w:tblPr>
+        <w:tblpPr w:leftFromText="180" w:rightFromText="180" w:bottomFromText="160" w:vertAnchor="page" w:horzAnchor="page" w:tblpX="1045" w:tblpY="589"/>
+        <w:tblOverlap w:val="never"/>
+        <w:tblW w:w="4783" w:type="dxa"/>
+        <w:tblLook w:val="04A0" w:firstRow="1" w:lastRow="0" w:firstColumn="1" w:lastColumn="0" w:noHBand="0" w:noVBand="1"/>
+      </w:tblPr>
+      <w:tblGrid>
+        <w:gridCol w:w="4783"/>
+      </w:tblGrid>
+      <w:tr ns2:paraId="6A646640" ns2:textId="77777777">
+        <w:trPr>
+          <w:trHeight w:val="612"/>
+        </w:trPr>
+        <w:tc>
+          <w:tcPr>
+            <w:tcW w:w="4783" w:type="dxa"/>
+            <w:vMerge w:val="restart"/>
+            <w:tcBorders>
+              <w:top w:val="single" w:sz="4" w:space="0" w:color="auto"/>
+              <w:left w:val="single" w:sz="4" w:space="0" w:color="auto"/>
+              <w:bottom w:val="single" w:sz="4" w:space="0" w:color="000000"/>
+              <w:right w:val="single" w:sz="4" w:space="0" w:color="000000"/>
+            </w:tcBorders>
+            <w:vAlign w:val="center"/>
+            <w:hideMark/>
+          </w:tcPr>
+          <w:p ns2:paraId="5C54A32B" ns2:textId="77777777">
+            <w:pPr>
+              <w:shd w:val="clear" w:color="auto" w:fill="FFFFFF"/>
+              <w:spacing w:before="100" w:beforeAutospacing="1" w:after="100" w:afterAutospacing="1" w:line="240" w:lineRule="auto"/>
+              <w:contextualSpacing/>
+              <w:jc w:val="center"/>
+              <w:rPr>
+                <w:rFonts w:ascii="Times New Roman" w:eastAsia="Times New Roman" w:hAnsi="Times New Roman" w:cs="Times New Roman"/>
+                <w:bCs/>
+                <w:sz w:val="20"/>
+                <w:szCs w:val="20"/>
+              </w:rPr>
+            </w:pPr>
+            <w:bookmarkStart w:id="0" w:name="_Hlk198130856"/>
+            <w:r>
+              <w:rPr>
+                <w:rFonts w:ascii="Times New Roman" w:eastAsia="Times New Roman" w:hAnsi="Times New Roman" w:cs="Times New Roman"/>
+                <w:bCs/>
+                <w:sz w:val="20"/>
+                <w:szCs w:val="20"/>
+              </w:rPr>
+              <w:t>ООО "Мед-Авто" 195213, СПб,</w:t>
+            </w:r>
+          </w:p>
+          <w:p ns2:paraId="360497E4" ns2:textId="77777777">
+            <w:pPr>
+              <w:shd w:val="clear" w:color="auto" w:fill="FFFFFF"/>
+              <w:spacing w:before="100" w:beforeAutospacing="1" w:after="100" w:afterAutospacing="1" w:line="240" w:lineRule="auto"/>
+              <w:contextualSpacing/>
+              <w:jc w:val="center"/>
+              <w:rPr>
+                <w:rFonts w:ascii="Times New Roman" w:eastAsia="Times New Roman" w:hAnsi="Times New Roman" w:cs="Times New Roman"/>
+                <w:bCs/>
+                <w:sz w:val="20"/>
+                <w:szCs w:val="20"/>
+              </w:rPr>
+            </w:pPr>
+            <w:r>
+              <w:rPr>
+                <w:rFonts w:ascii="Times New Roman" w:eastAsia="Times New Roman" w:hAnsi="Times New Roman" w:cs="Times New Roman"/>
+                <w:bCs/>
+                <w:sz w:val="20"/>
+                <w:szCs w:val="20"/>
+              </w:rPr>
+              <w:t xml:space="preserve">пр. </w:t>
+            </w:r>
+            <w:proofErr w:type="spellStart"/>
+            <w:proofErr w:type="gramStart"/>
+            <w:r>
+              <w:rPr>
+                <w:rFonts w:ascii="Times New Roman" w:eastAsia="Times New Roman" w:hAnsi="Times New Roman" w:cs="Times New Roman"/>
+                <w:bCs/>
+                <w:sz w:val="20"/>
+                <w:szCs w:val="20"/>
+              </w:rPr>
+              <w:t>Заневский</w:t>
+            </w:r>
+            <w:proofErr w:type="spellEnd"/>
+            <w:r>
+              <w:rPr>
+                <w:rFonts w:ascii="Times New Roman" w:eastAsia="Times New Roman" w:hAnsi="Times New Roman" w:cs="Times New Roman"/>
+                <w:bCs/>
+                <w:sz w:val="20"/>
+                <w:szCs w:val="20"/>
+              </w:rPr>
+              <w:t xml:space="preserve"> ,</w:t>
+            </w:r>
+            <w:proofErr w:type="gramEnd"/>
+            <w:r>
+              <w:rPr>
+                <w:rFonts w:ascii="Times New Roman" w:eastAsia="Times New Roman" w:hAnsi="Times New Roman" w:cs="Times New Roman"/>
+                <w:bCs/>
+                <w:sz w:val="20"/>
+                <w:szCs w:val="20"/>
+              </w:rPr>
+              <w:t xml:space="preserve"> д.61,корп.2,лит.А, тел/факс 8(812)929-40-69 / 8(812)929-40-69</w:t>
+            </w:r>
+            <w:r>
+              <w:rPr>
+                <w:rFonts w:ascii="Times New Roman" w:eastAsia="Times New Roman" w:hAnsi="Times New Roman" w:cs="Times New Roman"/>
+                <w:bCs/>
+                <w:sz w:val="20"/>
+                <w:szCs w:val="20"/>
+              </w:rPr>
+              <w:br/>
+            </w:r>
+            <w:r>
+              <w:rPr>
+                <w:rFonts w:ascii="Times New Roman" w:eastAsia="Times New Roman" w:hAnsi="Times New Roman" w:cs="Times New Roman"/>
+                <w:bCs/>
+                <w:sz w:val="20"/>
+                <w:szCs w:val="20"/>
+              </w:rPr>
+              <w:br/>
+              <w:t>ОГРН  1097847096830 серия ЛО-41 № 01148 Лиц.№78/00563298 от 22.11.2013</w:t>
+            </w:r>
+          </w:p>
+          <w:p ns2:paraId="6943D58D" ns2:textId="77777777">
+            <w:pPr>
+              <w:shd w:val="clear" w:color="auto" w:fill="FFFFFF"/>
+              <w:spacing w:before="100" w:beforeAutospacing="1" w:after="100" w:afterAutospacing="1" w:line="240" w:lineRule="auto"/>
+              <w:contextualSpacing/>
+              <w:jc w:val="center"/>
+              <w:rPr>
+                <w:rFonts w:ascii="Times New Roman" w:eastAsia="Times New Roman" w:hAnsi="Times New Roman" w:cs="Times New Roman"/>
+                <w:bCs/>
+                <w:sz w:val="20"/>
+                <w:szCs w:val="20"/>
+              </w:rPr>
+            </w:pPr>
+            <w:r>
+              <w:rPr>
+                <w:rFonts w:ascii="Times New Roman" w:eastAsia="Times New Roman" w:hAnsi="Times New Roman" w:cs="Times New Roman"/>
+                <w:bCs/>
+                <w:sz w:val="20"/>
+                <w:szCs w:val="20"/>
+              </w:rPr>
+              <w:t>действует бессрочно</w:t>
+            </w:r>
+            <w:bookmarkEnd w:id="0"/>
+          </w:p>
+        </w:tc>
+      </w:tr>
+      <w:tr ns2:paraId="0BF0E692" ns2:textId="77777777">
+        <w:trPr>
+          <w:trHeight w:val="612"/>
+        </w:trPr>
+        <w:tc>
+          <w:tcPr>
+            <w:tcW w:w="4783" w:type="dxa"/>
+            <w:vMerge/>
+            <w:tcBorders>
+              <w:top w:val="single" w:sz="4" w:space="0" w:color="auto"/>
+              <w:left w:val="single" w:sz="4" w:space="0" w:color="auto"/>
+              <w:bottom w:val="single" w:sz="4" w:space="0" w:color="000000"/>
+              <w:right w:val="single" w:sz="4" w:space="0" w:color="000000"/>
+            </w:tcBorders>
+            <w:vAlign w:val="center"/>
+            <w:hideMark/>
+          </w:tcPr>
+          <w:p ns2:paraId="28B391E6" ns2:textId="77777777">
+            <w:pPr>
+              <w:shd w:val="clear" w:color="auto" w:fill="FFFFFF"/>
+              <w:spacing w:before="100" w:beforeAutospacing="1" w:after="100" w:afterAutospacing="1" w:line="240" w:lineRule="auto"/>
+              <w:contextualSpacing/>
+              <w:jc w:val="right"/>
+              <w:rPr>
+                <w:rFonts w:ascii="Times New Roman" w:eastAsia="Times New Roman" w:hAnsi="Times New Roman" w:cs="Times New Roman"/>
+                <w:bCs/>
+                <w:sz w:val="20"/>
+                <w:szCs w:val="20"/>
+              </w:rPr>
+            </w:pPr>
+          </w:p>
+        </w:tc>
+      </w:tr>
+    </w:tbl>
+    <w:p ns2:paraId="0413AA17" ns2:textId="77777777">
+      <w:pPr>
+        <w:pBdr>
+          <w:bottom w:val="single" w:sz="4" w:space="1" w:color="auto"/>
+        </w:pBdr>
+        <w:rPr>
+          <w:b/>
+          <w:sz w:val="28"/>
+          <w:szCs w:val="28"/>
+        </w:rPr>
+      </w:pPr>
+    </w:p>
+    <w:p ns2:paraId="60D166B3" ns2:textId="77777777">
+      <w:pPr>
+        <w:pBdr>
+          <w:bottom w:val="single" w:sz="4" w:space="1" w:color="auto"/>
+        </w:pBdr>
+        <w:rPr>
+          <w:b/>
+          <w:sz w:val="28"/>
+          <w:szCs w:val="28"/>
+        </w:rPr>
+      </w:pPr>
+    </w:p>
+    <w:p ns2:paraId="1568F62C" ns2:textId="77777777">
+      <w:pPr>
+        <w:pBdr>
+          <w:bottom w:val="single" w:sz="4" w:space="1" w:color="auto"/>
+        </w:pBdr>
+        <w:rPr>
+          <w:b/>
+          <w:sz w:val="28"/>
+          <w:szCs w:val="28"/>
+        </w:rPr>
+      </w:pPr>
+    </w:p>
+    <w:p ns2:paraId="14202F32" ns2:textId="0445D6AE">
+      <w:pPr>
+        <w:pBdr>
+          <w:bottom w:val="single" w:sz="4" w:space="1" w:color="auto"/>
+        </w:pBdr>
+        <w:rPr>
+          <w:b/>
+          <w:sz w:val="28"/>
+          <w:szCs w:val="28"/>
+        </w:rPr>
+      </w:pPr>
+      <w:r>
+        <w:rPr>
+          <w:b/>
+          <w:sz w:val="28"/>
+          <w:szCs w:val="28"/>
+        </w:rPr>
+        <w:t>Ф.И.О:  [FullName]</w:t>
+      </w:r>
+      <w:r>
+        <w:rPr>
+          <w:b/>
+          <w:sz w:val="28"/>
+          <w:szCs w:val="28"/>
+        </w:rPr>
+        <w:t xml:space="preserve"/>
+      </w:r>
+      <w:proofErr w:type="spellStart"/>
+      <w:r>
+        <w:rPr>
+          <w:b/>
+          <w:sz w:val="28"/>
+          <w:szCs w:val="28"/>
+        </w:rPr>
+        <w:t/>
+      </w:r>
+      <w:proofErr w:type="spellEnd"/>
+      <w:r>
+        <w:rPr>
+          <w:b/>
+          <w:sz w:val="28"/>
+          <w:szCs w:val="28"/>
+        </w:rPr>
+        <w:t xml:space="preserve"/>
+      </w:r>
+    </w:p>
+    <w:p ns2:paraId="31BF42D8" ns2:textId="4C37F3D6">
+      <w:pPr>
+        <w:pBdr>
+          <w:bottom w:val="single" w:sz="4" w:space="1" w:color="auto"/>
+        </w:pBdr>
+        <w:rPr>
+          <w:b/>
+          <w:sz w:val="28"/>
+          <w:szCs w:val="28"/>
+        </w:rPr>
+      </w:pPr>
+      <w:r>
+        <w:rPr>
+          <w:b/>
+          <w:sz w:val="28"/>
+          <w:szCs w:val="28"/>
+        </w:rPr>
+        <w:t>Дата рождения:  [BirthDate]</w:t>
+      </w:r>
+      <w:r>
+        <w:rPr>
+          <w:b/>
+          <w:sz w:val="28"/>
+          <w:szCs w:val="28"/>
+        </w:rPr>
+        <w:t xml:space="preserve"/>
+      </w:r>
+      <w:r>
+        <w:rPr>
+          <w:b/>
+          <w:sz w:val="28"/>
+          <w:szCs w:val="28"/>
+        </w:rPr>
+        <w:t/>
+      </w:r>
+    </w:p>
+    <w:p ns2:paraId="11741C5B" ns2:textId="178BDCBC">
+      <w:pPr>
+        <w:pBdr>
+          <w:bottom w:val="single" w:sz="4" w:space="1" w:color="auto"/>
+        </w:pBdr>
+        <w:rPr>
+          <w:b/>
+          <w:sz w:val="28"/>
+          <w:szCs w:val="28"/>
+        </w:rPr>
+      </w:pPr>
+      <w:r>
+        <w:rPr>
+          <w:b/>
+          <w:sz w:val="28"/>
+          <w:szCs w:val="28"/>
+        </w:rPr>
+        <w:t>Адрес: [AddressCalc]</w:t>
+      </w:r>
+      <w:proofErr w:type="gramStart"/>
+      <w:r>
+        <w:rPr>
+          <w:b/>
+          <w:sz w:val="28"/>
+          <w:szCs w:val="28"/>
+        </w:rPr>
+        <w:t/>
+      </w:r>
+      <w:r>
+        <w:rPr>
+          <w:b/>
+          <w:sz w:val="28"/>
+          <w:szCs w:val="28"/>
+        </w:rPr>
+        <w:t xml:space="preserve"/>
+      </w:r>
+      <w:r>
+        <w:rPr>
+          <w:b/>
+          <w:sz w:val="28"/>
+          <w:szCs w:val="28"/>
+        </w:rPr>
+        <w:t/>
+      </w:r>
+      <w:proofErr w:type="gramEnd"/>
+      <w:r>
+        <w:rPr>
+          <w:b/>
+          <w:sz w:val="28"/>
+          <w:szCs w:val="28"/>
+        </w:rPr>
+        <w:t xml:space="preserve"/>
+      </w:r>
+      <w:proofErr w:type="spellStart"/>
+      <w:r>
+        <w:rPr>
+          <w:b/>
+          <w:sz w:val="28"/>
+          <w:szCs w:val="28"/>
+        </w:rPr>
+        <w:t/>
+      </w:r>
+      <w:proofErr w:type="spellEnd"/>
+      <w:r>
+        <w:rPr>
+          <w:b/>
+          <w:sz w:val="28"/>
+          <w:szCs w:val="28"/>
+        </w:rPr>
+        <w:t/>
+      </w:r>
+    </w:p>
+    <w:p ns2:paraId="3F8942B5" ns2:textId="77777777">
+      <w:pPr>
+        <w:pBdr>
+          <w:bottom w:val="single" w:sz="4" w:space="1" w:color="auto"/>
+        </w:pBdr>
+        <w:rPr>
+          <w:b/>
+          <w:sz w:val="28"/>
+          <w:szCs w:val="28"/>
+        </w:rPr>
+      </w:pPr>
+    </w:p>
+    <w:p ns2:paraId="2E709844" ns2:textId="0AC832F4">
+      <w:pPr>
+        <w:spacing w:after="0"/>
+        <w:rPr>
+          <w:b/>
+          <w:sz w:val="24"/>
+          <w:szCs w:val="24"/>
+        </w:rPr>
+      </w:pPr>
+      <w:r>
+        <w:rPr>
+          <w:b/>
+          <w:sz w:val="24"/>
+          <w:szCs w:val="24"/>
+        </w:rPr>
+        <w:t>Медицинская книжка находится на оформлении.</w:t>
+      </w:r>
+    </w:p>
+    <w:p ns2:paraId="308E2DF0" ns2:textId="77777777">
+      <w:pPr>
+        <w:spacing w:after="0"/>
+        <w:rPr>
+          <w:b/>
+          <w:sz w:val="24"/>
+          <w:szCs w:val="24"/>
+        </w:rPr>
+      </w:pPr>
+      <w:r>
+        <w:rPr>
+          <w:b/>
+          <w:sz w:val="24"/>
+          <w:szCs w:val="24"/>
+        </w:rPr>
+        <w:t>Анализы сданы.</w:t>
+      </w:r>
+    </w:p>
+    <w:p ns2:paraId="598523BB" ns2:textId="77777777">
+      <w:pPr>
+        <w:spacing w:after="0"/>
+        <w:rPr>
+          <w:b/>
+          <w:sz w:val="24"/>
+          <w:szCs w:val="24"/>
+        </w:rPr>
+      </w:pPr>
+      <w:r>
+        <w:rPr>
+          <w:b/>
+          <w:sz w:val="24"/>
+          <w:szCs w:val="24"/>
+        </w:rPr>
+        <w:t>Специалисты пройдены.</w:t>
+      </w:r>
+    </w:p>
+    <w:p ns2:paraId="63B8AB14" ns2:textId="77777777">
+      <w:pPr>
+        <w:rPr>
+          <w:b/>
+          <w:sz w:val="24"/>
+          <w:szCs w:val="24"/>
+        </w:rPr>
+      </w:pPr>
+      <w:r>
+        <w:rPr>
+          <w:b/>
+          <w:sz w:val="32"/>
+          <w:szCs w:val="32"/>
+        </w:rPr>
+        <w:t>К РАБОТЕ ДОПУЩЕН.</w:t>
+      </w:r>
+    </w:p>
+    <w:p ns2:paraId="3E87F88E" ns2:textId="3C12291E">
+      <w:pPr>
+        <w:rPr>
+          <w:b/>
+          <w:sz w:val="24"/>
+          <w:szCs w:val="24"/>
+        </w:rPr>
+      </w:pPr>
+      <w:r>
+        <w:rPr>
+          <w:b/>
+          <w:sz w:val="24"/>
+          <w:szCs w:val="24"/>
+        </w:rPr>
+        <w:t xml:space="preserve">М.П                                                 Врач: [Doctor]      Дата: [PrintDateTime] г.</w:t>
+      </w:r>
+      <w:r>
+        <w:rPr>
+          <w:b/>
+          <w:sz w:val="24"/>
+          <w:szCs w:val="24"/>
+        </w:rPr>
+        <w:t xml:space="preserve"/>
+      </w:r>
+      <w:r>
+        <w:rPr>
+          <w:b/>
+          <w:sz w:val="24"/>
+          <w:szCs w:val="24"/>
+        </w:rPr>
+        <w:t xml:space="preserve"/>
+      </w:r>
+      <w:r>
+        <w:rPr>
+          <w:b/>
+          <w:sz w:val="24"/>
+          <w:szCs w:val="24"/>
+        </w:rPr>
+        <w:t xml:space="preserve"/>
+      </w:r>
+      <w:r>
+        <w:rPr>
+          <w:b/>
+          <w:sz w:val="24"/>
+          <w:szCs w:val="24"/>
+        </w:rPr>
+        <w:t xml:space="preserve"/>
+      </w:r>
+      <w:r>
+        <w:rPr>
+          <w:b/>
+          <w:sz w:val="24"/>
+          <w:szCs w:val="24"/>
+        </w:rPr>
+        <w:t xml:space="preserve"/>
+      </w:r>
+      <w:r>
+        <w:rPr>
+          <w:b/>
+          <w:sz w:val="24"/>
+          <w:szCs w:val="24"/>
+        </w:rPr>
+        <w:t xml:space="preserve"/>
+      </w:r>
+      <w:r>
+        <w:rPr>
+          <w:b/>
+          <w:sz w:val="24"/>
+          <w:szCs w:val="24"/>
+        </w:rPr>
+        <w:t/>
+      </w:r>
+      <w:r>
+        <w:rPr>
+          <w:b/>
+          <w:sz w:val="24"/>
+          <w:szCs w:val="24"/>
+        </w:rPr>
+        <w:t xml:space="preserve"/>
+      </w:r>
+      <w:r>
+        <w:rPr>
+          <w:b/>
+          <w:sz w:val="24"/>
+          <w:szCs w:val="24"/>
+        </w:rPr>
+        <w:t/>
+      </w:r>
+    </w:p>
+    <w:sectPr>
+      <w:pgSz w:w="11906" w:h="16838"/>
+      <w:pgMar w:top="1134" w:right="850" w:bottom="1134" w:left="1701" w:header="708" w:footer="708" w:gutter="0"/>
+      <w:cols w:space="708"/>
+      <w:docGrid w:linePitch="360"/>
+    </w:sectPr>
+  </w:body>
+</w:document>
 </file>
 
 <file path=word/styles.xml><?xml version="1.0" encoding="utf-8"?>

--- a/assets/templates/Templates/ЛМК_справка_шаблон.docx
+++ b/assets/templates/Templates/ЛМК_справка_шаблон.docx
@@ -1,6 +1,6 @@
 
 <file path=word/document.xml><?xml version="1.0" encoding="utf-8"?>
-<w:document xmlns:ns1="http://schemas.openxmlformats.org/markup-compatibility/2006" xmlns:ns2="http://schemas.microsoft.com/office/word/2010/wordml" xmlns:w="http://schemas.openxmlformats.org/wordprocessingml/2006/main" ns1:Ignorable="w14 w15 w16se w16cid w16 w16cex w16sdtdh wp14">
+<w:document xmlns:wpc="http://schemas.microsoft.com/office/word/2010/wordprocessingCanvas" xmlns:cx="http://schemas.microsoft.com/office/drawing/2014/chartex" xmlns:cx1="http://schemas.microsoft.com/office/drawing/2015/9/8/chartex" xmlns:cx2="http://schemas.microsoft.com/office/drawing/2015/10/21/chartex" xmlns:cx3="http://schemas.microsoft.com/office/drawing/2016/5/9/chartex" xmlns:cx4="http://schemas.microsoft.com/office/drawing/2016/5/10/chartex" xmlns:cx5="http://schemas.microsoft.com/office/drawing/2016/5/11/chartex" xmlns:cx6="http://schemas.microsoft.com/office/drawing/2016/5/12/chartex" xmlns:cx7="http://schemas.microsoft.com/office/drawing/2016/5/13/chartex" xmlns:cx8="http://schemas.microsoft.com/office/drawing/2016/5/14/chartex" xmlns:mc="http://schemas.openxmlformats.org/markup-compatibility/2006" xmlns:aink="http://schemas.microsoft.com/office/drawing/2016/ink" xmlns:am3d="http://schemas.microsoft.com/office/drawing/2017/model3d" xmlns:o="urn:schemas-microsoft-com:office:office" xmlns:r="http://schemas.openxmlformats.org/officeDocument/2006/relationships" xmlns:m="http://schemas.openxmlformats.org/officeDocument/2006/math" xmlns:v="urn:schemas-microsoft-com:vml" xmlns:wp14="http://schemas.microsoft.com/office/word/2010/wordprocessingDrawing" xmlns:wp="http://schemas.openxmlformats.org/drawingml/2006/wordprocessingDrawing" xmlns:w10="urn:schemas-microsoft-com:office:word" xmlns:w="http://schemas.openxmlformats.org/wordprocessingml/2006/main" xmlns:w14="http://schemas.microsoft.com/office/word/2010/wordml" xmlns:w15="http://schemas.microsoft.com/office/word/2012/wordml" xmlns:w16cex="http://schemas.microsoft.com/office/word/2018/wordml/cex" xmlns:w16cid="http://schemas.microsoft.com/office/word/2016/wordml/cid" xmlns:w16="http://schemas.microsoft.com/office/word/2018/wordml" xmlns:w16sdtdh="http://schemas.microsoft.com/office/word/2020/wordml/sdtdatahash" xmlns:w16se="http://schemas.microsoft.com/office/word/2015/wordml/symex" xmlns:wpg="http://schemas.microsoft.com/office/word/2010/wordprocessingGroup" xmlns:wpi="http://schemas.microsoft.com/office/word/2010/wordprocessingInk" xmlns:wne="http://schemas.microsoft.com/office/word/2006/wordml" xmlns:wps="http://schemas.microsoft.com/office/word/2010/wordprocessingShape" mc:Ignorable="w14 w15 w16se w16cid w16 w16cex w16sdtdh wp14">
   <w:body>
     <w:tbl>
       <w:tblPr>
@@ -12,7 +12,7 @@
       <w:tblGrid>
         <w:gridCol w:w="4783"/>
       </w:tblGrid>
-      <w:tr ns2:paraId="6A646640" ns2:textId="77777777">
+      <w:tr>
         <w:trPr>
           <w:trHeight w:val="612"/>
         </w:trPr>
@@ -29,7 +29,7 @@
             <w:vAlign w:val="center"/>
             <w:hideMark/>
           </w:tcPr>
-          <w:p ns2:paraId="5C54A32B" ns2:textId="77777777">
+          <w:p>
             <w:pPr>
               <w:shd w:val="clear" w:color="auto" w:fill="FFFFFF"/>
               <w:spacing w:before="100" w:beforeAutospacing="1" w:after="100" w:afterAutospacing="1" w:line="240" w:lineRule="auto"/>
@@ -53,7 +53,7 @@
               <w:t>ООО "Мед-Авто" 195213, СПб,</w:t>
             </w:r>
           </w:p>
-          <w:p ns2:paraId="360497E4" ns2:textId="77777777">
+          <w:p>
             <w:pPr>
               <w:shd w:val="clear" w:color="auto" w:fill="FFFFFF"/>
               <w:spacing w:before="100" w:beforeAutospacing="1" w:after="100" w:afterAutospacing="1" w:line="240" w:lineRule="auto"/>
@@ -126,7 +126,7 @@
               <w:t>ОГРН  1097847096830 серия ЛО-41 № 01148 Лиц.№78/00563298 от 22.11.2013</w:t>
             </w:r>
           </w:p>
-          <w:p ns2:paraId="6943D58D" ns2:textId="77777777">
+          <w:p>
             <w:pPr>
               <w:shd w:val="clear" w:color="auto" w:fill="FFFFFF"/>
               <w:spacing w:before="100" w:beforeAutospacing="1" w:after="100" w:afterAutospacing="1" w:line="240" w:lineRule="auto"/>
@@ -152,7 +152,7 @@
           </w:p>
         </w:tc>
       </w:tr>
-      <w:tr ns2:paraId="0BF0E692" ns2:textId="77777777">
+      <w:tr>
         <w:trPr>
           <w:trHeight w:val="612"/>
         </w:trPr>
@@ -169,7 +169,7 @@
             <w:vAlign w:val="center"/>
             <w:hideMark/>
           </w:tcPr>
-          <w:p ns2:paraId="28B391E6" ns2:textId="77777777">
+          <w:p>
             <w:pPr>
               <w:shd w:val="clear" w:color="auto" w:fill="FFFFFF"/>
               <w:spacing w:before="100" w:beforeAutospacing="1" w:after="100" w:afterAutospacing="1" w:line="240" w:lineRule="auto"/>
@@ -186,7 +186,7 @@
         </w:tc>
       </w:tr>
     </w:tbl>
-    <w:p ns2:paraId="0413AA17" ns2:textId="77777777">
+    <w:p>
       <w:pPr>
         <w:pBdr>
           <w:bottom w:val="single" w:sz="4" w:space="1" w:color="auto"/>
@@ -198,7 +198,7 @@
         </w:rPr>
       </w:pPr>
     </w:p>
-    <w:p ns2:paraId="60D166B3" ns2:textId="77777777">
+    <w:p>
       <w:pPr>
         <w:pBdr>
           <w:bottom w:val="single" w:sz="4" w:space="1" w:color="auto"/>
@@ -210,7 +210,7 @@
         </w:rPr>
       </w:pPr>
     </w:p>
-    <w:p ns2:paraId="1568F62C" ns2:textId="77777777">
+    <w:p>
       <w:pPr>
         <w:pBdr>
           <w:bottom w:val="single" w:sz="4" w:space="1" w:color="auto"/>
@@ -222,7 +222,7 @@
         </w:rPr>
       </w:pPr>
     </w:p>
-    <w:p ns2:paraId="14202F32" ns2:textId="0445D6AE">
+    <w:p>
       <w:pPr>
         <w:pBdr>
           <w:bottom w:val="single" w:sz="4" w:space="1" w:color="auto"/>
@@ -247,7 +247,6 @@
           <w:sz w:val="28"/>
           <w:szCs w:val="28"/>
         </w:rPr>
-        <w:t xml:space="preserve"/>
       </w:r>
       <w:proofErr w:type="spellStart"/>
       <w:r>
@@ -256,7 +255,6 @@
           <w:sz w:val="28"/>
           <w:szCs w:val="28"/>
         </w:rPr>
-        <w:t/>
       </w:r>
       <w:proofErr w:type="spellEnd"/>
       <w:r>
@@ -265,10 +263,9 @@
           <w:sz w:val="28"/>
           <w:szCs w:val="28"/>
         </w:rPr>
-        <w:t xml:space="preserve"/>
       </w:r>
     </w:p>
-    <w:p ns2:paraId="31BF42D8" ns2:textId="4C37F3D6">
+    <w:p>
       <w:pPr>
         <w:pBdr>
           <w:bottom w:val="single" w:sz="4" w:space="1" w:color="auto"/>
@@ -293,18 +290,16 @@
           <w:sz w:val="28"/>
           <w:szCs w:val="28"/>
         </w:rPr>
-        <w:t xml:space="preserve"/>
-      </w:r>
-      <w:r>
-        <w:rPr>
-          <w:b/>
-          <w:sz w:val="28"/>
-          <w:szCs w:val="28"/>
-        </w:rPr>
-        <w:t/>
+      </w:r>
+      <w:r>
+        <w:rPr>
+          <w:b/>
+          <w:sz w:val="28"/>
+          <w:szCs w:val="28"/>
+        </w:rPr>
       </w:r>
     </w:p>
-    <w:p ns2:paraId="11741C5B" ns2:textId="178BDCBC">
+    <w:p>
       <w:pPr>
         <w:pBdr>
           <w:bottom w:val="single" w:sz="4" w:space="1" w:color="auto"/>
@@ -330,23 +325,20 @@
           <w:sz w:val="28"/>
           <w:szCs w:val="28"/>
         </w:rPr>
-        <w:t/>
-      </w:r>
-      <w:r>
-        <w:rPr>
-          <w:b/>
-          <w:sz w:val="28"/>
-          <w:szCs w:val="28"/>
-        </w:rPr>
-        <w:t xml:space="preserve"/>
-      </w:r>
-      <w:r>
-        <w:rPr>
-          <w:b/>
-          <w:sz w:val="28"/>
-          <w:szCs w:val="28"/>
-        </w:rPr>
-        <w:t/>
+      </w:r>
+      <w:r>
+        <w:rPr>
+          <w:b/>
+          <w:sz w:val="28"/>
+          <w:szCs w:val="28"/>
+        </w:rPr>
+      </w:r>
+      <w:r>
+        <w:rPr>
+          <w:b/>
+          <w:sz w:val="28"/>
+          <w:szCs w:val="28"/>
+        </w:rPr>
       </w:r>
       <w:proofErr w:type="gramEnd"/>
       <w:r>
@@ -355,7 +347,6 @@
           <w:sz w:val="28"/>
           <w:szCs w:val="28"/>
         </w:rPr>
-        <w:t xml:space="preserve"/>
       </w:r>
       <w:proofErr w:type="spellStart"/>
       <w:r>
@@ -364,7 +355,6 @@
           <w:sz w:val="28"/>
           <w:szCs w:val="28"/>
         </w:rPr>
-        <w:t/>
       </w:r>
       <w:proofErr w:type="spellEnd"/>
       <w:r>
@@ -373,10 +363,9 @@
           <w:sz w:val="28"/>
           <w:szCs w:val="28"/>
         </w:rPr>
-        <w:t/>
       </w:r>
     </w:p>
-    <w:p ns2:paraId="3F8942B5" ns2:textId="77777777">
+    <w:p>
       <w:pPr>
         <w:pBdr>
           <w:bottom w:val="single" w:sz="4" w:space="1" w:color="auto"/>
@@ -388,7 +377,7 @@
         </w:rPr>
       </w:pPr>
     </w:p>
-    <w:p ns2:paraId="2E709844" ns2:textId="0AC832F4">
+    <w:p>
       <w:pPr>
         <w:spacing w:after="0"/>
         <w:rPr>
@@ -406,7 +395,7 @@
         <w:t>Медицинская книжка находится на оформлении.</w:t>
       </w:r>
     </w:p>
-    <w:p ns2:paraId="308E2DF0" ns2:textId="77777777">
+    <w:p>
       <w:pPr>
         <w:spacing w:after="0"/>
         <w:rPr>
@@ -424,7 +413,7 @@
         <w:t>Анализы сданы.</w:t>
       </w:r>
     </w:p>
-    <w:p ns2:paraId="598523BB" ns2:textId="77777777">
+    <w:p>
       <w:pPr>
         <w:spacing w:after="0"/>
         <w:rPr>
@@ -442,7 +431,7 @@
         <w:t>Специалисты пройдены.</w:t>
       </w:r>
     </w:p>
-    <w:p ns2:paraId="63B8AB14" ns2:textId="77777777">
+    <w:p>
       <w:pPr>
         <w:rPr>
           <w:b/>
@@ -459,7 +448,7 @@
         <w:t>К РАБОТЕ ДОПУЩЕН.</w:t>
       </w:r>
     </w:p>
-    <w:p ns2:paraId="3E87F88E" ns2:textId="3C12291E">
+    <w:p>
       <w:pPr>
         <w:rPr>
           <w:b/>
@@ -473,79 +462,70 @@
           <w:sz w:val="24"/>
           <w:szCs w:val="24"/>
         </w:rPr>
-        <w:t xml:space="preserve">М.П                                                 Врач: [Doctor]      Дата: [PrintDateTime] г.</w:t>
-      </w:r>
-      <w:r>
-        <w:rPr>
-          <w:b/>
-          <w:sz w:val="24"/>
-          <w:szCs w:val="24"/>
-        </w:rPr>
-        <w:t xml:space="preserve"/>
-      </w:r>
-      <w:r>
-        <w:rPr>
-          <w:b/>
-          <w:sz w:val="24"/>
-          <w:szCs w:val="24"/>
-        </w:rPr>
-        <w:t xml:space="preserve"/>
-      </w:r>
-      <w:r>
-        <w:rPr>
-          <w:b/>
-          <w:sz w:val="24"/>
-          <w:szCs w:val="24"/>
-        </w:rPr>
-        <w:t xml:space="preserve"/>
-      </w:r>
-      <w:r>
-        <w:rPr>
-          <w:b/>
-          <w:sz w:val="24"/>
-          <w:szCs w:val="24"/>
-        </w:rPr>
-        <w:t xml:space="preserve"/>
-      </w:r>
-      <w:r>
-        <w:rPr>
-          <w:b/>
-          <w:sz w:val="24"/>
-          <w:szCs w:val="24"/>
-        </w:rPr>
-        <w:t xml:space="preserve"/>
-      </w:r>
-      <w:r>
-        <w:rPr>
-          <w:b/>
-          <w:sz w:val="24"/>
-          <w:szCs w:val="24"/>
-        </w:rPr>
-        <w:t xml:space="preserve"/>
-      </w:r>
-      <w:r>
-        <w:rPr>
-          <w:b/>
-          <w:sz w:val="24"/>
-          <w:szCs w:val="24"/>
-        </w:rPr>
-        <w:t/>
-      </w:r>
-      <w:r>
-        <w:rPr>
-          <w:b/>
-          <w:sz w:val="24"/>
-          <w:szCs w:val="24"/>
-        </w:rPr>
-        <w:t xml:space="preserve"/>
-      </w:r>
-      <w:r>
-        <w:rPr>
-          <w:b/>
-          <w:sz w:val="24"/>
-          <w:szCs w:val="24"/>
-        </w:rPr>
-        <w:t/>
+        <w:t>М.П                                                 Врач: [Doctor]      Дата: [PrintDateTime] г.</w:t>
+      </w:r>
+      <w:r>
+        <w:rPr>
+          <w:b/>
+          <w:sz w:val="24"/>
+          <w:szCs w:val="24"/>
+        </w:rPr>
+      </w:r>
+      <w:r>
+        <w:rPr>
+          <w:b/>
+          <w:sz w:val="24"/>
+          <w:szCs w:val="24"/>
+        </w:rPr>
+      </w:r>
+      <w:r>
+        <w:rPr>
+          <w:b/>
+          <w:sz w:val="24"/>
+          <w:szCs w:val="24"/>
+        </w:rPr>
+      </w:r>
+      <w:r>
+        <w:rPr>
+          <w:b/>
+          <w:sz w:val="24"/>
+          <w:szCs w:val="24"/>
+        </w:rPr>
+      </w:r>
+      <w:r>
+        <w:rPr>
+          <w:b/>
+          <w:sz w:val="24"/>
+          <w:szCs w:val="24"/>
+        </w:rPr>
+      </w:r>
+      <w:r>
+        <w:rPr>
+          <w:b/>
+          <w:sz w:val="24"/>
+          <w:szCs w:val="24"/>
+        </w:rPr>
+      </w:r>
+      <w:r>
+        <w:rPr>
+          <w:b/>
+          <w:sz w:val="24"/>
+          <w:szCs w:val="24"/>
+        </w:rPr>
+      </w:r>
+      <w:r>
+        <w:rPr>
+          <w:b/>
+          <w:sz w:val="24"/>
+          <w:szCs w:val="24"/>
+        </w:rPr>
+      </w:r>
+      <w:r>
+        <w:rPr>
+          <w:b/>
+          <w:sz w:val="24"/>
+          <w:szCs w:val="24"/>
+        </w:rPr>
       </w:r>
     </w:p>
     <w:sectPr>

--- a/assets/templates/Templates/ЛМК_справка_шаблон.docx
+++ b/assets/templates/Templates/ЛМК_справка_шаблон.docx
@@ -1,6 +1,6 @@
 
 <file path=word/document.xml><?xml version="1.0" encoding="utf-8"?>
-<w:document xmlns:wpc="http://schemas.microsoft.com/office/word/2010/wordprocessingCanvas" xmlns:cx="http://schemas.microsoft.com/office/drawing/2014/chartex" xmlns:cx1="http://schemas.microsoft.com/office/drawing/2015/9/8/chartex" xmlns:cx2="http://schemas.microsoft.com/office/drawing/2015/10/21/chartex" xmlns:cx3="http://schemas.microsoft.com/office/drawing/2016/5/9/chartex" xmlns:cx4="http://schemas.microsoft.com/office/drawing/2016/5/10/chartex" xmlns:cx5="http://schemas.microsoft.com/office/drawing/2016/5/11/chartex" xmlns:cx6="http://schemas.microsoft.com/office/drawing/2016/5/12/chartex" xmlns:cx7="http://schemas.microsoft.com/office/drawing/2016/5/13/chartex" xmlns:cx8="http://schemas.microsoft.com/office/drawing/2016/5/14/chartex" xmlns:mc="http://schemas.openxmlformats.org/markup-compatibility/2006" xmlns:aink="http://schemas.microsoft.com/office/drawing/2016/ink" xmlns:am3d="http://schemas.microsoft.com/office/drawing/2017/model3d" xmlns:o="urn:schemas-microsoft-com:office:office" xmlns:r="http://schemas.openxmlformats.org/officeDocument/2006/relationships" xmlns:m="http://schemas.openxmlformats.org/officeDocument/2006/math" xmlns:v="urn:schemas-microsoft-com:vml" xmlns:wp14="http://schemas.microsoft.com/office/word/2010/wordprocessingDrawing" xmlns:wp="http://schemas.openxmlformats.org/drawingml/2006/wordprocessingDrawing" xmlns:w10="urn:schemas-microsoft-com:office:word" xmlns:w="http://schemas.openxmlformats.org/wordprocessingml/2006/main" xmlns:w14="http://schemas.microsoft.com/office/word/2010/wordml" xmlns:w15="http://schemas.microsoft.com/office/word/2012/wordml" xmlns:w16cex="http://schemas.microsoft.com/office/word/2018/wordml/cex" xmlns:w16cid="http://schemas.microsoft.com/office/word/2016/wordml/cid" xmlns:w16="http://schemas.microsoft.com/office/word/2018/wordml" xmlns:w16sdtdh="http://schemas.microsoft.com/office/word/2020/wordml/sdtdatahash" xmlns:w16se="http://schemas.microsoft.com/office/word/2015/wordml/symex" xmlns:wpg="http://schemas.microsoft.com/office/word/2010/wordprocessingGroup" xmlns:wpi="http://schemas.microsoft.com/office/word/2010/wordprocessingInk" xmlns:wne="http://schemas.microsoft.com/office/word/2006/wordml" xmlns:wps="http://schemas.microsoft.com/office/word/2010/wordprocessingShape" mc:Ignorable="w14 w15 w16se w16cid w16 w16cex w16sdtdh wp14">
+<w:document xmlns:ns1="http://schemas.openxmlformats.org/markup-compatibility/2006" xmlns:ns2="http://schemas.microsoft.com/office/word/2010/wordml" xmlns:w="http://schemas.openxmlformats.org/wordprocessingml/2006/main" ns1:Ignorable="w14 w15 w16se w16cid w16 w16cex w16sdtdh wp14">
   <w:body>
     <w:tbl>
       <w:tblPr>
@@ -12,7 +12,7 @@
       <w:tblGrid>
         <w:gridCol w:w="4783"/>
       </w:tblGrid>
-      <w:tr>
+      <w:tr ns2:paraId="6A646640" ns2:textId="77777777">
         <w:trPr>
           <w:trHeight w:val="612"/>
         </w:trPr>
@@ -29,7 +29,7 @@
             <w:vAlign w:val="center"/>
             <w:hideMark/>
           </w:tcPr>
-          <w:p>
+          <w:p ns2:paraId="5C54A32B" ns2:textId="77777777">
             <w:pPr>
               <w:shd w:val="clear" w:color="auto" w:fill="FFFFFF"/>
               <w:spacing w:before="100" w:beforeAutospacing="1" w:after="100" w:afterAutospacing="1" w:line="240" w:lineRule="auto"/>
@@ -53,7 +53,7 @@
               <w:t>ООО "Мед-Авто" 195213, СПб,</w:t>
             </w:r>
           </w:p>
-          <w:p>
+          <w:p ns2:paraId="360497E4" ns2:textId="77777777">
             <w:pPr>
               <w:shd w:val="clear" w:color="auto" w:fill="FFFFFF"/>
               <w:spacing w:before="100" w:beforeAutospacing="1" w:after="100" w:afterAutospacing="1" w:line="240" w:lineRule="auto"/>
@@ -126,7 +126,7 @@
               <w:t>ОГРН  1097847096830 серия ЛО-41 № 01148 Лиц.№78/00563298 от 22.11.2013</w:t>
             </w:r>
           </w:p>
-          <w:p>
+          <w:p ns2:paraId="6943D58D" ns2:textId="77777777">
             <w:pPr>
               <w:shd w:val="clear" w:color="auto" w:fill="FFFFFF"/>
               <w:spacing w:before="100" w:beforeAutospacing="1" w:after="100" w:afterAutospacing="1" w:line="240" w:lineRule="auto"/>
@@ -152,7 +152,7 @@
           </w:p>
         </w:tc>
       </w:tr>
-      <w:tr>
+      <w:tr ns2:paraId="0BF0E692" ns2:textId="77777777">
         <w:trPr>
           <w:trHeight w:val="612"/>
         </w:trPr>
@@ -169,7 +169,7 @@
             <w:vAlign w:val="center"/>
             <w:hideMark/>
           </w:tcPr>
-          <w:p>
+          <w:p ns2:paraId="28B391E6" ns2:textId="77777777">
             <w:pPr>
               <w:shd w:val="clear" w:color="auto" w:fill="FFFFFF"/>
               <w:spacing w:before="100" w:beforeAutospacing="1" w:after="100" w:afterAutospacing="1" w:line="240" w:lineRule="auto"/>
@@ -186,7 +186,7 @@
         </w:tc>
       </w:tr>
     </w:tbl>
-    <w:p>
+    <w:p ns2:paraId="0413AA17" ns2:textId="77777777">
       <w:pPr>
         <w:pBdr>
           <w:bottom w:val="single" w:sz="4" w:space="1" w:color="auto"/>
@@ -198,7 +198,7 @@
         </w:rPr>
       </w:pPr>
     </w:p>
-    <w:p>
+    <w:p ns2:paraId="60D166B3" ns2:textId="77777777">
       <w:pPr>
         <w:pBdr>
           <w:bottom w:val="single" w:sz="4" w:space="1" w:color="auto"/>
@@ -210,7 +210,7 @@
         </w:rPr>
       </w:pPr>
     </w:p>
-    <w:p>
+    <w:p ns2:paraId="1568F62C" ns2:textId="77777777">
       <w:pPr>
         <w:pBdr>
           <w:bottom w:val="single" w:sz="4" w:space="1" w:color="auto"/>
@@ -222,7 +222,7 @@
         </w:rPr>
       </w:pPr>
     </w:p>
-    <w:p>
+    <w:p ns2:paraId="14202F32" ns2:textId="0445D6AE">
       <w:pPr>
         <w:pBdr>
           <w:bottom w:val="single" w:sz="4" w:space="1" w:color="auto"/>
@@ -247,6 +247,7 @@
           <w:sz w:val="28"/>
           <w:szCs w:val="28"/>
         </w:rPr>
+        <w:t xml:space="preserve"/>
       </w:r>
       <w:proofErr w:type="spellStart"/>
       <w:r>
@@ -255,6 +256,7 @@
           <w:sz w:val="28"/>
           <w:szCs w:val="28"/>
         </w:rPr>
+        <w:t/>
       </w:r>
       <w:proofErr w:type="spellEnd"/>
       <w:r>
@@ -263,9 +265,10 @@
           <w:sz w:val="28"/>
           <w:szCs w:val="28"/>
         </w:rPr>
+        <w:t xml:space="preserve"/>
       </w:r>
     </w:p>
-    <w:p>
+    <w:p ns2:paraId="31BF42D8" ns2:textId="4C37F3D6">
       <w:pPr>
         <w:pBdr>
           <w:bottom w:val="single" w:sz="4" w:space="1" w:color="auto"/>
@@ -290,16 +293,18 @@
           <w:sz w:val="28"/>
           <w:szCs w:val="28"/>
         </w:rPr>
-      </w:r>
-      <w:r>
-        <w:rPr>
-          <w:b/>
-          <w:sz w:val="28"/>
-          <w:szCs w:val="28"/>
-        </w:rPr>
+        <w:t xml:space="preserve"/>
+      </w:r>
+      <w:r>
+        <w:rPr>
+          <w:b/>
+          <w:sz w:val="28"/>
+          <w:szCs w:val="28"/>
+        </w:rPr>
+        <w:t/>
       </w:r>
     </w:p>
-    <w:p>
+    <w:p ns2:paraId="11741C5B" ns2:textId="178BDCBC">
       <w:pPr>
         <w:pBdr>
           <w:bottom w:val="single" w:sz="4" w:space="1" w:color="auto"/>
@@ -325,20 +330,23 @@
           <w:sz w:val="28"/>
           <w:szCs w:val="28"/>
         </w:rPr>
-      </w:r>
-      <w:r>
-        <w:rPr>
-          <w:b/>
-          <w:sz w:val="28"/>
-          <w:szCs w:val="28"/>
-        </w:rPr>
-      </w:r>
-      <w:r>
-        <w:rPr>
-          <w:b/>
-          <w:sz w:val="28"/>
-          <w:szCs w:val="28"/>
-        </w:rPr>
+        <w:t/>
+      </w:r>
+      <w:r>
+        <w:rPr>
+          <w:b/>
+          <w:sz w:val="28"/>
+          <w:szCs w:val="28"/>
+        </w:rPr>
+        <w:t xml:space="preserve"/>
+      </w:r>
+      <w:r>
+        <w:rPr>
+          <w:b/>
+          <w:sz w:val="28"/>
+          <w:szCs w:val="28"/>
+        </w:rPr>
+        <w:t/>
       </w:r>
       <w:proofErr w:type="gramEnd"/>
       <w:r>
@@ -347,6 +355,7 @@
           <w:sz w:val="28"/>
           <w:szCs w:val="28"/>
         </w:rPr>
+        <w:t xml:space="preserve"/>
       </w:r>
       <w:proofErr w:type="spellStart"/>
       <w:r>
@@ -355,6 +364,7 @@
           <w:sz w:val="28"/>
           <w:szCs w:val="28"/>
         </w:rPr>
+        <w:t/>
       </w:r>
       <w:proofErr w:type="spellEnd"/>
       <w:r>
@@ -363,9 +373,10 @@
           <w:sz w:val="28"/>
           <w:szCs w:val="28"/>
         </w:rPr>
+        <w:t/>
       </w:r>
     </w:p>
-    <w:p>
+    <w:p ns2:paraId="3F8942B5" ns2:textId="77777777">
       <w:pPr>
         <w:pBdr>
           <w:bottom w:val="single" w:sz="4" w:space="1" w:color="auto"/>
@@ -377,7 +388,7 @@
         </w:rPr>
       </w:pPr>
     </w:p>
-    <w:p>
+    <w:p ns2:paraId="2E709844" ns2:textId="0AC832F4">
       <w:pPr>
         <w:spacing w:after="0"/>
         <w:rPr>
@@ -395,7 +406,7 @@
         <w:t>Медицинская книжка находится на оформлении.</w:t>
       </w:r>
     </w:p>
-    <w:p>
+    <w:p ns2:paraId="308E2DF0" ns2:textId="77777777">
       <w:pPr>
         <w:spacing w:after="0"/>
         <w:rPr>
@@ -413,7 +424,7 @@
         <w:t>Анализы сданы.</w:t>
       </w:r>
     </w:p>
-    <w:p>
+    <w:p ns2:paraId="598523BB" ns2:textId="77777777">
       <w:pPr>
         <w:spacing w:after="0"/>
         <w:rPr>
@@ -431,7 +442,7 @@
         <w:t>Специалисты пройдены.</w:t>
       </w:r>
     </w:p>
-    <w:p>
+    <w:p ns2:paraId="63B8AB14" ns2:textId="77777777">
       <w:pPr>
         <w:rPr>
           <w:b/>
@@ -448,7 +459,7 @@
         <w:t>К РАБОТЕ ДОПУЩЕН.</w:t>
       </w:r>
     </w:p>
-    <w:p>
+    <w:p ns2:paraId="3E87F88E" ns2:textId="3C12291E">
       <w:pPr>
         <w:rPr>
           <w:b/>
@@ -462,70 +473,79 @@
           <w:sz w:val="24"/>
           <w:szCs w:val="24"/>
         </w:rPr>
-        <w:t>М.П                                                 Врач: [Doctor]      Дата: [PrintDateTime] г.</w:t>
-      </w:r>
-      <w:r>
-        <w:rPr>
-          <w:b/>
-          <w:sz w:val="24"/>
-          <w:szCs w:val="24"/>
-        </w:rPr>
-      </w:r>
-      <w:r>
-        <w:rPr>
-          <w:b/>
-          <w:sz w:val="24"/>
-          <w:szCs w:val="24"/>
-        </w:rPr>
-      </w:r>
-      <w:r>
-        <w:rPr>
-          <w:b/>
-          <w:sz w:val="24"/>
-          <w:szCs w:val="24"/>
-        </w:rPr>
-      </w:r>
-      <w:r>
-        <w:rPr>
-          <w:b/>
-          <w:sz w:val="24"/>
-          <w:szCs w:val="24"/>
-        </w:rPr>
-      </w:r>
-      <w:r>
-        <w:rPr>
-          <w:b/>
-          <w:sz w:val="24"/>
-          <w:szCs w:val="24"/>
-        </w:rPr>
-      </w:r>
-      <w:r>
-        <w:rPr>
-          <w:b/>
-          <w:sz w:val="24"/>
-          <w:szCs w:val="24"/>
-        </w:rPr>
-      </w:r>
-      <w:r>
-        <w:rPr>
-          <w:b/>
-          <w:sz w:val="24"/>
-          <w:szCs w:val="24"/>
-        </w:rPr>
-      </w:r>
-      <w:r>
-        <w:rPr>
-          <w:b/>
-          <w:sz w:val="24"/>
-          <w:szCs w:val="24"/>
-        </w:rPr>
-      </w:r>
-      <w:r>
-        <w:rPr>
-          <w:b/>
-          <w:sz w:val="24"/>
-          <w:szCs w:val="24"/>
-        </w:rPr>
+        <w:t xml:space="preserve">М.П                                                 Врач: [Doctor]      Дата: [PrintDateTime] г.</w:t>
+      </w:r>
+      <w:r>
+        <w:rPr>
+          <w:b/>
+          <w:sz w:val="24"/>
+          <w:szCs w:val="24"/>
+        </w:rPr>
+        <w:t xml:space="preserve"/>
+      </w:r>
+      <w:r>
+        <w:rPr>
+          <w:b/>
+          <w:sz w:val="24"/>
+          <w:szCs w:val="24"/>
+        </w:rPr>
+        <w:t xml:space="preserve"/>
+      </w:r>
+      <w:r>
+        <w:rPr>
+          <w:b/>
+          <w:sz w:val="24"/>
+          <w:szCs w:val="24"/>
+        </w:rPr>
+        <w:t xml:space="preserve"/>
+      </w:r>
+      <w:r>
+        <w:rPr>
+          <w:b/>
+          <w:sz w:val="24"/>
+          <w:szCs w:val="24"/>
+        </w:rPr>
+        <w:t xml:space="preserve"/>
+      </w:r>
+      <w:r>
+        <w:rPr>
+          <w:b/>
+          <w:sz w:val="24"/>
+          <w:szCs w:val="24"/>
+        </w:rPr>
+        <w:t xml:space="preserve"/>
+      </w:r>
+      <w:r>
+        <w:rPr>
+          <w:b/>
+          <w:sz w:val="24"/>
+          <w:szCs w:val="24"/>
+        </w:rPr>
+        <w:t xml:space="preserve"/>
+      </w:r>
+      <w:r>
+        <w:rPr>
+          <w:b/>
+          <w:sz w:val="24"/>
+          <w:szCs w:val="24"/>
+        </w:rPr>
+        <w:t/>
+      </w:r>
+      <w:r>
+        <w:rPr>
+          <w:b/>
+          <w:sz w:val="24"/>
+          <w:szCs w:val="24"/>
+        </w:rPr>
+        <w:t xml:space="preserve"/>
+      </w:r>
+      <w:r>
+        <w:rPr>
+          <w:b/>
+          <w:sz w:val="24"/>
+          <w:szCs w:val="24"/>
+        </w:rPr>
+        <w:t/>
       </w:r>
     </w:p>
     <w:sectPr>

--- a/assets/templates/Templates/ЛМК_справка_шаблон.docx
+++ b/assets/templates/Templates/ЛМК_справка_шаблон.docx
@@ -191,12 +191,21 @@
         <w:pBdr>
           <w:bottom w:val="single" w:sz="4" w:space="1" w:color="auto"/>
         </w:pBdr>
+        <w:jc w:val="right"/>
         <w:rPr>
           <w:b/>
           <w:sz w:val="28"/>
           <w:szCs w:val="28"/>
         </w:rPr>
       </w:pPr>
+      <w:r>
+        <w:rPr>
+          <w:b/>
+          <w:sz w:val="28"/>
+          <w:szCs w:val="28"/>
+        </w:rPr>
+        <w:t xml:space="preserve">Справка № [CertificateNumber]</w:t>
+      </w:r>
     </w:p>
     <w:p>
       <w:pPr>
